--- a/input/封面.docx
+++ b/input/封面.docx
@@ -433,160 +433,7 @@
     </w:p>
     <w:p>
       <w:pPr>
-        <w:adjustRightInd w:val="0"/>
-        <w:snapToGrid w:val="0"/>
-        <w:spacing w:line="300" w:lineRule="auto"/>
-        <w:rPr>
-          <w:rFonts w:hint="eastAsia" w:eastAsia="黑体"/>
-          <w:b/>
-          <w:color w:val="000000"/>
-          <w:sz w:val="36"/>
-          <w:szCs w:val="36"/>
-        </w:rPr>
-      </w:pPr>
-    </w:p>
-    <w:p>
-      <w:pPr>
-        <w:adjustRightInd w:val="0"/>
-        <w:snapToGrid w:val="0"/>
-        <w:rPr>
-          <w:rFonts w:hint="eastAsia"/>
-          <w:color w:val="000000"/>
-        </w:rPr>
-      </w:pPr>
-    </w:p>
-    <w:p>
-      <w:pPr>
-        <w:adjustRightInd w:val="0"/>
-        <w:snapToGrid w:val="0"/>
-        <w:rPr>
-          <w:rFonts w:hint="eastAsia"/>
-          <w:color w:val="000000"/>
-        </w:rPr>
-      </w:pPr>
-    </w:p>
-    <w:p>
-      <w:pPr>
-        <w:adjustRightInd w:val="0"/>
-        <w:snapToGrid w:val="0"/>
-        <w:rPr>
-          <w:rFonts w:hint="eastAsia"/>
-          <w:color w:val="000000"/>
-        </w:rPr>
-      </w:pPr>
-    </w:p>
-    <w:p>
-      <w:pPr>
-        <w:adjustRightInd w:val="0"/>
-        <w:snapToGrid w:val="0"/>
-        <w:rPr>
-          <w:rFonts w:hint="eastAsia"/>
-          <w:color w:val="000000"/>
-        </w:rPr>
-      </w:pPr>
-    </w:p>
-    <w:p>
-      <w:pPr>
-        <w:adjustRightInd w:val="0"/>
-        <w:snapToGrid w:val="0"/>
-        <w:rPr>
-          <w:rFonts w:hint="eastAsia"/>
-          <w:color w:val="000000"/>
-        </w:rPr>
-      </w:pPr>
-    </w:p>
-    <w:p>
-      <w:pPr>
-        <w:adjustRightInd w:val="0"/>
-        <w:snapToGrid w:val="0"/>
-        <w:rPr>
-          <w:rFonts w:hint="eastAsia"/>
-          <w:color w:val="000000"/>
-        </w:rPr>
-      </w:pPr>
-    </w:p>
-    <w:p>
-      <w:pPr>
-        <w:adjustRightInd w:val="0"/>
-        <w:snapToGrid w:val="0"/>
-        <w:rPr>
-          <w:rFonts w:hint="eastAsia"/>
-          <w:color w:val="000000"/>
-        </w:rPr>
-      </w:pPr>
-    </w:p>
-    <w:p>
-      <w:pPr>
-        <w:adjustRightInd w:val="0"/>
-        <w:snapToGrid w:val="0"/>
-        <w:rPr>
-          <w:rFonts w:hint="eastAsia"/>
-          <w:color w:val="000000"/>
-        </w:rPr>
-      </w:pPr>
-    </w:p>
-    <w:p>
-      <w:pPr>
-        <w:adjustRightInd w:val="0"/>
-        <w:snapToGrid w:val="0"/>
-        <w:rPr>
-          <w:rFonts w:hint="eastAsia"/>
-          <w:color w:val="000000"/>
-        </w:rPr>
-      </w:pPr>
-    </w:p>
-    <w:p>
-      <w:pPr>
-        <w:adjustRightInd w:val="0"/>
-        <w:snapToGrid w:val="0"/>
-        <w:rPr>
-          <w:rFonts w:hint="eastAsia"/>
-          <w:color w:val="000000"/>
-        </w:rPr>
-      </w:pPr>
-    </w:p>
-    <w:p>
-      <w:pPr>
-        <w:adjustRightInd w:val="0"/>
-        <w:snapToGrid w:val="0"/>
-        <w:rPr>
-          <w:rFonts w:hint="eastAsia"/>
-          <w:color w:val="000000"/>
-        </w:rPr>
-      </w:pPr>
-    </w:p>
-    <w:p>
-      <w:pPr>
-        <w:adjustRightInd w:val="0"/>
-        <w:snapToGrid w:val="0"/>
-        <w:rPr>
-          <w:rFonts w:hint="eastAsia"/>
-          <w:color w:val="000000"/>
-        </w:rPr>
-      </w:pPr>
-    </w:p>
-    <w:p>
-      <w:pPr>
-        <w:adjustRightInd w:val="0"/>
-        <w:snapToGrid w:val="0"/>
-        <w:rPr>
-          <w:rFonts w:hint="eastAsia"/>
-          <w:color w:val="000000"/>
-        </w:rPr>
-      </w:pPr>
-    </w:p>
-    <w:p>
-      <w:pPr>
-        <w:adjustRightInd w:val="0"/>
-        <w:snapToGrid w:val="0"/>
-        <w:rPr>
-          <w:rFonts w:hint="eastAsia"/>
-          <w:color w:val="000000"/>
-        </w:rPr>
-      </w:pPr>
-    </w:p>
-    <w:p>
-      <w:pPr>
+        <w:framePr w:w="8504" w:wrap="around" w:vAnchor="page" w:hAnchor="page" w:xAlign="center" w:y="13600"/>
         <w:adjustRightInd w:val="0"/>
         <w:snapToGrid w:val="0"/>
         <w:spacing w:line="324" w:lineRule="auto"/>
@@ -642,6 +489,7 @@
     </w:p>
     <w:p>
       <w:pPr>
+        <w:framePr w:w="8504" w:wrap="around" w:vAnchor="page" w:hAnchor="page" w:xAlign="center" w:y="13600"/>
         <w:adjustRightInd w:val="0"/>
         <w:snapToGrid w:val="0"/>
         <w:jc w:val="center"/>
@@ -690,8 +538,6 @@
         </w:rPr>
         <w:t xml:space="preserve"> </w:t>
       </w:r>
-      <w:bookmarkStart w:id="0" w:name="_GoBack"/>
-      <w:bookmarkEnd w:id="0"/>
       <w:r>
         <w:rPr>
           <w:rFonts w:ascii="宋体" w:hAnsi="宋体"/>
@@ -717,71 +563,32 @@
     </w:p>
     <w:p>
       <w:pPr>
-        <w:adjustRightInd w:val="0"/>
-        <w:snapToGrid w:val="0"/>
-        <w:jc w:val="center"/>
-        <w:rPr>
-          <w:rFonts w:hint="eastAsia"/>
-          <w:color w:val="000000"/>
-        </w:rPr>
-      </w:pPr>
-      <w:r>
-        <w:rPr>
-          <w:rFonts w:hint="eastAsia"/>
-          <w:color w:val="000000"/>
-        </w:rPr>
-        <w:t xml:space="preserve">                                  </w:t>
-      </w:r>
-      <w:r>
-        <w:rPr>
-          <w:rFonts w:hint="eastAsia"/>
-          <w:color w:val="FFFFFF" w:themeColor="background1"/>
-          <w14:textFill>
-            <w14:solidFill>
-              <w14:schemeClr w14:val="bg1"/>
-            </w14:solidFill>
-          </w14:textFill>
-        </w:rPr>
-        <w:t xml:space="preserve"> 宋体、Times New Roman小2号字加粗）</w:t>
-      </w:r>
-    </w:p>
-    <w:p>
-      <w:pPr>
-        <w:adjustRightInd w:val="0"/>
-        <w:snapToGrid w:val="0"/>
-        <w:jc w:val="center"/>
-        <w:rPr>
-          <w:rFonts w:hint="eastAsia"/>
-          <w:color w:val="000000"/>
-        </w:rPr>
-      </w:pPr>
-    </w:p>
-    <w:p>
-      <w:pPr>
-        <w:adjustRightInd w:val="0"/>
-        <w:snapToGrid w:val="0"/>
-        <w:jc w:val="center"/>
-        <w:rPr>
-          <w:rFonts w:hint="eastAsia"/>
-          <w:color w:val="000000"/>
-        </w:rPr>
-      </w:pPr>
-    </w:p>
-    <w:p>
-      <w:pPr>
-        <w:adjustRightInd w:val="0"/>
-        <w:snapToGrid w:val="0"/>
-        <w:rPr>
-          <w:rFonts w:hint="eastAsia"/>
-          <w:color w:val="000000"/>
-        </w:rPr>
-      </w:pPr>
-      <w:r>
-        <w:rPr>
-          <w:color w:val="000000"/>
-        </w:rPr>
-        <w:br w:type="page"/>
-      </w:r>
+        <w:sectPr>
+          <w:type w:val="nextPage"/>
+          <w:pgSz w:w="11906" w:h="16838"/>
+          <w:pgMar w:top="1440" w:right="1800" w:bottom="1440" w:left="1800" w:header="851" w:footer="992" w:gutter="0"/>
+        </w:sectPr>
+      </w:pPr>
+    </w:p>
+    <w:p/>
+    <w:p>
+      <w:pPr>
+        <w:sectPr>
+          <w:type w:val="nextPage"/>
+          <w:pgSz w:w="11906" w:h="16838"/>
+          <w:pgMar w:top="1440" w:right="1800" w:bottom="1440" w:left="1800" w:header="851" w:footer="992" w:gutter="0"/>
+        </w:sectPr>
+      </w:pPr>
+    </w:p>
+    <w:p>
+      <w:pPr>
+        <w:adjustRightInd w:val="0"/>
+        <w:snapToGrid w:val="0"/>
+        <w:rPr>
+          <w:rFonts w:hint="eastAsia"/>
+          <w:color w:val="000000"/>
+        </w:rPr>
+      </w:pPr>
       <w:r>
         <w:rPr>
           <w:rFonts w:hint="eastAsia"/>
@@ -1846,11 +1653,6 @@
           <w:rFonts w:hint="eastAsia"/>
           <w:color w:val="000000"/>
         </w:rPr>
-      </w:pPr>
-    </w:p>
-    <w:p>
-      <w:pPr>
-        <w:pageBreakBefore/>
       </w:pPr>
     </w:p>
     <w:p>
